--- a/published/ai-family/03_patterns_in_play/08_planning/study-guides/08_planning-practice_quiz.docx
+++ b/published/ai-family/03_patterns_in_play/08_planning/study-guides/08_planning-practice_quiz.docx
@@ -4,108 +4,58 @@
   <w:body>
     <w:p>
       <w:r>
-        <w:t>Practice Quiz: Planning</w:t>
+        <w:t>Practice Quiz: Designing the Game</w:t>
       </w:r>
     </w:p>
     <w:p>
       <w:r>
-        <w:t>Part A: Multiple Choice</w:t>
+        <w:t>Part A: Reflect Together</w:t>
       </w:r>
     </w:p>
     <w:p>
       <w:r>
-        <w:t>What is the primary role of Planning in Active Inference?</w:t>
+        <w:t>Who creates the rules of a game? A) The clouds.</w:t>
         <w:br/>
-        <w:t>A) To maximize reward</w:t>
+        <w:t xml:space="preserve">    B) The Game Designer.</w:t>
         <w:br/>
-        <w:t>B) To minimize variational free energy</w:t>
-        <w:br/>
-        <w:t>C) To increase entropy</w:t>
-        <w:br/>
-        <w:t>D) To eliminate the Markov Blanket</w:t>
+        <w:t xml:space="preserve">    C) The dog.</w:t>
       </w:r>
     </w:p>
     <w:p>
       <w:r>
-        <w:t>In Family, Planning is best described as:</w:t>
+        <w:t>What happens if a game is too hard? A) People get frustrated and quit.</w:t>
         <w:br/>
-        <w:t>A) A static property</w:t>
+        <w:t xml:space="preserve">    B) People love it.</w:t>
         <w:br/>
-        <w:t>B) A dynamic process</w:t>
-        <w:br/>
-        <w:t>C) An external state</w:t>
-        <w:br/>
-        <w:t>D) A random variable</w:t>
+        <w:t xml:space="preserve">    C) It explodes.</w:t>
       </w:r>
     </w:p>
     <w:p>
       <w:r>
-        <w:t>Which mathematical quantity is most central to Planning?</w:t>
-        <w:br/>
-        <w:t>A) The Lagrangian</w:t>
-        <w:br/>
-        <w:t>B) The expected free energy</w:t>
-        <w:br/>
-        <w:t>C) The surprisal</w:t>
-        <w:br/>
-        <w:t>D) The precision</w:t>
+        <w:t>True or False : You can change the rules if everyone agrees.</w:t>
       </w:r>
     </w:p>
     <w:p>
       <w:r>
-        <w:t>How does Planning relate to the concept of the Generative Model?</w:t>
+        <w:t>(True! That is called a "House Rule").     What is Playtesting? A) Eating lunch.</w:t>
         <w:br/>
-        <w:t>A) It is separate from the model</w:t>
+        <w:t xml:space="preserve">    B) Trying the game to see if it works.</w:t>
         <w:br/>
-        <w:t>B) It is a component of the model</w:t>
-        <w:br/>
-        <w:t>C) It destroys the model</w:t>
-        <w:br/>
-        <w:t>D) It is only relevant for the environment</w:t>
+        <w:t xml:space="preserve">    C) Sleeping.</w:t>
       </w:r>
     </w:p>
     <w:p>
       <w:r>
-        <w:t>A failure in Planning would likely result in:</w:t>
+        <w:t>Why do games have goals? A) To give us something to aim for (Directed Action).</w:t>
         <w:br/>
-        <w:t>A) Perfect prediction</w:t>
+        <w:t xml:space="preserve">    B) To make us tired.</w:t>
         <w:br/>
-        <w:t>B) Generalized surprise</w:t>
-        <w:br/>
-        <w:t>C) Immediate death of the agent</w:t>
-        <w:br/>
-        <w:t>D) Zero entropy</w:t>
+        <w:t xml:space="preserve">    C) No reason.</w:t>
       </w:r>
     </w:p>
     <w:p>
       <w:r>
-        <w:t>Which scale is most relevant for analyzing Planning in this course?</w:t>
-        <w:br/>
-        <w:t>A) Quantum</w:t>
-        <w:br/>
-        <w:t>B) Neural</w:t>
-        <w:br/>
-        <w:t>C) Social</w:t>
-        <w:br/>
-        <w:t>D) All of the above</w:t>
-      </w:r>
-    </w:p>
-    <w:p>
-      <w:r>
-        <w:t>Planning connects directly to which other component?</w:t>
-        <w:br/>
-        <w:t>A) The step before it</w:t>
-        <w:br/>
-        <w:t>B) The step after it</w:t>
-        <w:br/>
-        <w:t>C) Both A and B</w:t>
-        <w:br/>
-        <w:t>D) None of the above</w:t>
-      </w:r>
-    </w:p>
-    <w:p>
-      <w:r>
-        <w:t>Part B: Short Answer</w:t>
+        <w:t>Part B: Discussion Questions</w:t>
       </w:r>
     </w:p>
     <w:sectPr>
